--- a/pr-preview/pr-203/classification-handout.docx
+++ b/pr-preview/pr-203/classification-handout.docx
@@ -15,7 +15,7 @@
         <w:pStyle w:val="Date"/>
       </w:pPr>
       <w:r>
-        <w:t xml:space="preserve">Last modified: 2026-10-15 02:29:38 (PDT)</w:t>
+        <w:t xml:space="preserve">Last modified: 2026-10-15 08:32:35 (PDT)</w:t>
       </w:r>
     </w:p>
     <w:bookmarkStart w:id="16" w:name="introduction"/>
@@ -3921,7 +3921,7 @@
     </w:p>
     <w:bookmarkEnd w:id="42"/>
     <w:bookmarkEnd w:id="43"/>
-    <w:bookmarkStart w:id="59" w:name="X076ffac91629c23ab63ea48ae4a49dc44f38759"/>
+    <w:bookmarkStart w:id="63" w:name="X076ffac91629c23ab63ea48ae4a49dc44f38759"/>
     <w:p>
       <w:pPr>
         <w:pStyle w:val="Heading2"/>
@@ -5167,10 +5167,371 @@
       <w:bookmarkEnd w:id="45"/>
     </w:p>
     <w:bookmarkEnd w:id="46"/>
-    <w:bookmarkStart w:id="47" w:name="exr-ppv-bayes"/>
+    <w:bookmarkStart w:id="48" w:name="thm-prob-positive"/>
     <w:p>
       <w:pPr>
         <w:pStyle w:val="FirstParagraph"/>
+      </w:pPr>
+      <w:r>
+        <w:rPr>
+          <w:b/>
+          <w:bCs/>
+        </w:rPr>
+        <w:t xml:space="preserve">Theorem 1 (Probability of a positive test)</w:t>
+      </w:r>
+      <w:r>
+        <w:t xml:space="preserve"> </w:t>
+      </w:r>
+      <w:r>
+        <w:t xml:space="preserve">Let</w:t>
+      </w:r>
+      <w:r>
+        <w:t xml:space="preserve"> </w:t>
+      </w:r>
+      <m:oMath>
+        <m:r>
+          <m:rPr>
+            <m:nor/>
+            <m:sty m:val="p"/>
+          </m:rPr>
+          <m:t>sens</m:t>
+        </m:r>
+      </m:oMath>
+      <w:r>
+        <w:t xml:space="preserve"> </w:t>
+      </w:r>
+      <w:r>
+        <w:t xml:space="preserve">be the</w:t>
+      </w:r>
+      <w:r>
+        <w:t xml:space="preserve"> </w:t>
+      </w:r>
+      <w:hyperlink w:anchor="def-sensitivity">
+        <w:r>
+          <w:rPr>
+            <w:rStyle w:val="Hyperlink"/>
+          </w:rPr>
+          <w:t xml:space="preserve">sensitivity</w:t>
+        </w:r>
+      </w:hyperlink>
+      <w:r>
+        <w:t xml:space="preserve"> </w:t>
+      </w:r>
+      <w:r>
+        <w:t xml:space="preserve">of a diagnostic test,</w:t>
+      </w:r>
+      <w:r>
+        <w:t xml:space="preserve"> </w:t>
+      </w:r>
+      <m:oMath>
+        <m:r>
+          <m:rPr>
+            <m:nor/>
+            <m:sty m:val="p"/>
+          </m:rPr>
+          <m:t>spec</m:t>
+        </m:r>
+      </m:oMath>
+      <w:r>
+        <w:t xml:space="preserve"> </w:t>
+      </w:r>
+      <w:r>
+        <w:t xml:space="preserve">its</w:t>
+      </w:r>
+      <w:r>
+        <w:t xml:space="preserve"> </w:t>
+      </w:r>
+      <w:hyperlink w:anchor="def-specificity">
+        <w:r>
+          <w:rPr>
+            <w:rStyle w:val="Hyperlink"/>
+          </w:rPr>
+          <w:t xml:space="preserve">specificity</w:t>
+        </w:r>
+      </w:hyperlink>
+      <w:r>
+        <w:t xml:space="preserve">,</w:t>
+      </w:r>
+      <w:r>
+        <w:t xml:space="preserve"> </w:t>
+      </w:r>
+      <w:r>
+        <w:t xml:space="preserve">and</w:t>
+      </w:r>
+      <w:r>
+        <w:t xml:space="preserve"> </w:t>
+      </w:r>
+      <m:oMath>
+        <m:r>
+          <m:t>π</m:t>
+        </m:r>
+      </m:oMath>
+      <w:r>
+        <w:t xml:space="preserve"> </w:t>
+      </w:r>
+      <w:r>
+        <w:t xml:space="preserve">the</w:t>
+      </w:r>
+      <w:r>
+        <w:t xml:space="preserve"> </w:t>
+      </w:r>
+      <w:hyperlink w:anchor="def-prevalence">
+        <w:r>
+          <w:rPr>
+            <w:rStyle w:val="Hyperlink"/>
+          </w:rPr>
+          <w:t xml:space="preserve">prevalence</w:t>
+        </w:r>
+      </w:hyperlink>
+      <w:r>
+        <w:t xml:space="preserve"> </w:t>
+      </w:r>
+      <w:r>
+        <w:t xml:space="preserve">of the disease.</w:t>
+      </w:r>
+      <w:r>
+        <w:t xml:space="preserve"> </w:t>
+      </w:r>
+      <w:r>
+        <w:t xml:space="preserve">Then the probability</w:t>
+      </w:r>
+      <w:r>
+        <w:t xml:space="preserve"> </w:t>
+      </w:r>
+      <m:oMath>
+        <m:r>
+          <m:rPr>
+            <m:sty m:val="p"/>
+          </m:rPr>
+          <m:t>Pr</m:t>
+        </m:r>
+        <m:r>
+          <m:rPr>
+            <m:sty m:val="p"/>
+          </m:rPr>
+          <m:t>(</m:t>
+        </m:r>
+        <m:r>
+          <m:rPr>
+            <m:sty m:val="p"/>
+          </m:rPr>
+          <m:t>+</m:t>
+        </m:r>
+        <m:r>
+          <m:rPr>
+            <m:sty m:val="p"/>
+          </m:rPr>
+          <m:t>)</m:t>
+        </m:r>
+      </m:oMath>
+      <w:r>
+        <w:t xml:space="preserve"> </w:t>
+      </w:r>
+      <w:r>
+        <w:t xml:space="preserve">that the test is positive is:</w:t>
+      </w:r>
+    </w:p>
+    <w:p>
+      <w:pPr>
+        <w:pStyle w:val="BodyText"/>
+      </w:pPr>
+      <w:bookmarkStart w:id="47" w:name="eq-prob-positive"/>
+      <m:oMathPara>
+        <m:oMathParaPr>
+          <m:jc m:val="center"/>
+        </m:oMathParaPr>
+        <m:oMath>
+          <m:r>
+            <m:rPr>
+              <m:sty m:val="p"/>
+            </m:rPr>
+            <m:t>Pr</m:t>
+          </m:r>
+          <m:r>
+            <m:rPr>
+              <m:sty m:val="p"/>
+            </m:rPr>
+            <m:t>(</m:t>
+          </m:r>
+          <m:r>
+            <m:rPr>
+              <m:sty m:val="p"/>
+            </m:rPr>
+            <m:t>+</m:t>
+          </m:r>
+          <m:r>
+            <m:rPr>
+              <m:sty m:val="p"/>
+            </m:rPr>
+            <m:t>)</m:t>
+          </m:r>
+          <m:r>
+            <m:rPr>
+              <m:sty m:val="p"/>
+            </m:rPr>
+            <m:t>=</m:t>
+          </m:r>
+          <m:r>
+            <m:rPr>
+              <m:nor/>
+              <m:sty m:val="p"/>
+            </m:rPr>
+            <m:t>sens</m:t>
+          </m:r>
+          <m:r>
+            <m:rPr>
+              <m:sty m:val="p"/>
+            </m:rPr>
+            <m:t>⋅</m:t>
+          </m:r>
+          <m:r>
+            <m:t>π</m:t>
+          </m:r>
+          <m:r>
+            <m:rPr>
+              <m:sty m:val="p"/>
+            </m:rPr>
+            <m:t>+</m:t>
+          </m:r>
+          <m:r>
+            <m:t>​</m:t>
+          </m:r>
+          <m:d>
+            <m:dPr>
+              <m:begChr m:val="("/>
+              <m:sepChr m:val=""/>
+              <m:endChr m:val=")"/>
+              <m:grow/>
+            </m:dPr>
+            <m:e>
+              <m:r>
+                <m:t>1</m:t>
+              </m:r>
+              <m:r>
+                <m:rPr>
+                  <m:sty m:val="p"/>
+                </m:rPr>
+                <m:t>−</m:t>
+              </m:r>
+              <m:r>
+                <m:rPr>
+                  <m:nor/>
+                  <m:sty m:val="p"/>
+                </m:rPr>
+                <m:t>spec</m:t>
+              </m:r>
+            </m:e>
+          </m:d>
+          <m:r>
+            <m:t>​</m:t>
+          </m:r>
+          <m:r>
+            <m:rPr>
+              <m:sty m:val="p"/>
+            </m:rPr>
+            <m:t>⋅</m:t>
+          </m:r>
+          <m:r>
+            <m:t>​</m:t>
+          </m:r>
+          <m:d>
+            <m:dPr>
+              <m:begChr m:val="("/>
+              <m:sepChr m:val=""/>
+              <m:endChr m:val=")"/>
+              <m:grow/>
+            </m:dPr>
+            <m:e>
+              <m:r>
+                <m:t>1</m:t>
+              </m:r>
+              <m:r>
+                <m:rPr>
+                  <m:sty m:val="p"/>
+                </m:rPr>
+                <m:t>−</m:t>
+              </m:r>
+              <m:r>
+                <m:t>π</m:t>
+              </m:r>
+            </m:e>
+          </m:d>
+          <m:r>
+            <m:t>​</m:t>
+          </m:r>
+          <m:r>
+            <m:t>  </m:t>
+          </m:r>
+          <m:r>
+            <m:rPr>
+              <m:sty m:val="p"/>
+            </m:rPr>
+            <m:t>(</m:t>
+          </m:r>
+          <m:r>
+            <m:t>17</m:t>
+          </m:r>
+          <m:r>
+            <m:rPr>
+              <m:sty m:val="p"/>
+            </m:rPr>
+            <m:t>)</m:t>
+          </m:r>
+        </m:oMath>
+      </m:oMathPara>
+      <w:bookmarkEnd w:id="47"/>
+    </w:p>
+    <w:bookmarkEnd w:id="48"/>
+    <w:p>
+      <w:pPr>
+        <w:pStyle w:val="FirstParagraph"/>
+      </w:pPr>
+      <w:r>
+        <w:rPr>
+          <w:i/>
+          <w:iCs/>
+        </w:rPr>
+        <w:t xml:space="preserve">Proof</w:t>
+      </w:r>
+      <w:r>
+        <w:t xml:space="preserve">. </w:t>
+      </w:r>
+      <w:r>
+        <w:t xml:space="preserve">This is the solution to</w:t>
+      </w:r>
+      <w:r>
+        <w:t xml:space="preserve"> </w:t>
+      </w:r>
+      <w:hyperlink w:anchor="exr-prob-positive">
+        <w:r>
+          <w:rPr>
+            <w:rStyle w:val="Hyperlink"/>
+          </w:rPr>
+          <w:t xml:space="preserve">Exercise 1</w:t>
+        </w:r>
+      </w:hyperlink>
+      <w:r>
+        <w:t xml:space="preserve">, worked in</w:t>
+      </w:r>
+      <w:r>
+        <w:t xml:space="preserve"> </w:t>
+      </w:r>
+      <w:hyperlink w:anchor="sol-prob-positive">
+        <w:r>
+          <w:rPr>
+            <w:rStyle w:val="Hyperlink"/>
+          </w:rPr>
+          <w:t xml:space="preserve">Solution 1</w:t>
+        </w:r>
+      </w:hyperlink>
+      <w:r>
+        <w:t xml:space="preserve">.</w:t>
+      </w:r>
+    </w:p>
+    <w:bookmarkStart w:id="49" w:name="exr-ppv-bayes"/>
+    <w:p>
+      <w:pPr>
+        <w:pStyle w:val="BodyText"/>
       </w:pPr>
       <w:r>
         <w:rPr>
@@ -5290,8 +5651,8 @@
         <w:t xml:space="preserve">of the disease.</w:t>
       </w:r>
     </w:p>
-    <w:bookmarkEnd w:id="47"/>
-    <w:bookmarkStart w:id="49" w:name="sol-ppv-bayes"/>
+    <w:bookmarkEnd w:id="49"/>
+    <w:bookmarkStart w:id="51" w:name="sol-ppv-bayes"/>
     <w:p>
       <w:pPr>
         <w:pStyle w:val="FirstParagraph"/>
@@ -5407,7 +5768,7 @@
       <w:pPr>
         <w:pStyle w:val="BodyText"/>
       </w:pPr>
-      <w:bookmarkStart w:id="48" w:name="eq-ppv-bayes-exr"/>
+      <w:bookmarkStart w:id="50" w:name="eq-ppv-bayes-exr"/>
       <m:oMathPara>
         <m:oMathParaPr>
           <m:jc m:val="center"/>
@@ -5920,7 +6281,7 @@
             <m:t>(</m:t>
           </m:r>
           <m:r>
-            <m:t>17</m:t>
+            <m:t>18</m:t>
           </m:r>
           <m:r>
             <m:rPr>
@@ -5930,10 +6291,10 @@
           </m:r>
         </m:oMath>
       </m:oMathPara>
-      <w:bookmarkEnd w:id="48"/>
+      <w:bookmarkEnd w:id="50"/>
     </w:p>
-    <w:bookmarkEnd w:id="49"/>
-    <w:bookmarkStart w:id="50" w:name="exr-ppv-ratio-form"/>
+    <w:bookmarkEnd w:id="51"/>
+    <w:bookmarkStart w:id="53" w:name="thm-ppv-bayes"/>
     <w:p>
       <w:pPr>
         <w:pStyle w:val="FirstParagraph"/>
@@ -5943,13 +6304,428 @@
           <w:b/>
           <w:bCs/>
         </w:rPr>
-        <w:t xml:space="preserve">Exercise 3 (PPV in terms of two ratios)</w:t>
-      </w:r>
-      <w:r>
-        <w:t xml:space="preserve"> </w:t>
-      </w:r>
-      <w:r>
-        <w:t xml:space="preserve">Rewrite the expression for the positive predictive value from</w:t>
+        <w:t xml:space="preserve">Theorem 2 (PPV from Bayes’ theorem)</w:t>
+      </w:r>
+      <w:r>
+        <w:t xml:space="preserve"> </w:t>
+      </w:r>
+      <w:r>
+        <w:t xml:space="preserve">Let</w:t>
+      </w:r>
+      <w:r>
+        <w:t xml:space="preserve"> </w:t>
+      </w:r>
+      <m:oMath>
+        <m:r>
+          <m:rPr>
+            <m:nor/>
+            <m:sty m:val="p"/>
+          </m:rPr>
+          <m:t>sens</m:t>
+        </m:r>
+      </m:oMath>
+      <w:r>
+        <w:t xml:space="preserve"> </w:t>
+      </w:r>
+      <w:r>
+        <w:t xml:space="preserve">be the</w:t>
+      </w:r>
+      <w:r>
+        <w:t xml:space="preserve"> </w:t>
+      </w:r>
+      <w:hyperlink w:anchor="def-sensitivity">
+        <w:r>
+          <w:rPr>
+            <w:rStyle w:val="Hyperlink"/>
+          </w:rPr>
+          <w:t xml:space="preserve">sensitivity</w:t>
+        </w:r>
+      </w:hyperlink>
+      <w:r>
+        <w:t xml:space="preserve"> </w:t>
+      </w:r>
+      <w:r>
+        <w:t xml:space="preserve">of a diagnostic test,</w:t>
+      </w:r>
+      <w:r>
+        <w:t xml:space="preserve"> </w:t>
+      </w:r>
+      <m:oMath>
+        <m:r>
+          <m:rPr>
+            <m:nor/>
+            <m:sty m:val="p"/>
+          </m:rPr>
+          <m:t>spec</m:t>
+        </m:r>
+      </m:oMath>
+      <w:r>
+        <w:t xml:space="preserve"> </w:t>
+      </w:r>
+      <w:r>
+        <w:t xml:space="preserve">its</w:t>
+      </w:r>
+      <w:r>
+        <w:t xml:space="preserve"> </w:t>
+      </w:r>
+      <w:hyperlink w:anchor="def-specificity">
+        <w:r>
+          <w:rPr>
+            <w:rStyle w:val="Hyperlink"/>
+          </w:rPr>
+          <w:t xml:space="preserve">specificity</w:t>
+        </w:r>
+      </w:hyperlink>
+      <w:r>
+        <w:t xml:space="preserve">,</w:t>
+      </w:r>
+      <w:r>
+        <w:t xml:space="preserve"> </w:t>
+      </w:r>
+      <w:r>
+        <w:t xml:space="preserve">and</w:t>
+      </w:r>
+      <w:r>
+        <w:t xml:space="preserve"> </w:t>
+      </w:r>
+      <m:oMath>
+        <m:r>
+          <m:t>π</m:t>
+        </m:r>
+      </m:oMath>
+      <w:r>
+        <w:t xml:space="preserve"> </w:t>
+      </w:r>
+      <w:r>
+        <w:t xml:space="preserve">the</w:t>
+      </w:r>
+      <w:r>
+        <w:t xml:space="preserve"> </w:t>
+      </w:r>
+      <w:hyperlink w:anchor="def-prevalence">
+        <w:r>
+          <w:rPr>
+            <w:rStyle w:val="Hyperlink"/>
+          </w:rPr>
+          <w:t xml:space="preserve">prevalence</w:t>
+        </w:r>
+      </w:hyperlink>
+      <w:r>
+        <w:t xml:space="preserve"> </w:t>
+      </w:r>
+      <w:r>
+        <w:t xml:space="preserve">of the disease.</w:t>
+      </w:r>
+      <w:r>
+        <w:t xml:space="preserve"> </w:t>
+      </w:r>
+      <w:r>
+        <w:t xml:space="preserve">If the probability of a positive test is positive,</w:t>
+      </w:r>
+      <w:r>
+        <w:t xml:space="preserve"> </w:t>
+      </w:r>
+      <m:oMath>
+        <m:r>
+          <m:rPr>
+            <m:nor/>
+            <m:sty m:val="p"/>
+          </m:rPr>
+          <m:t>sens</m:t>
+        </m:r>
+        <m:r>
+          <m:rPr>
+            <m:sty m:val="p"/>
+          </m:rPr>
+          <m:t>⋅</m:t>
+        </m:r>
+        <m:r>
+          <m:t>π</m:t>
+        </m:r>
+        <m:r>
+          <m:rPr>
+            <m:sty m:val="p"/>
+          </m:rPr>
+          <m:t>+</m:t>
+        </m:r>
+        <m:r>
+          <m:t>​</m:t>
+        </m:r>
+        <m:d>
+          <m:dPr>
+            <m:begChr m:val="("/>
+            <m:sepChr m:val=""/>
+            <m:endChr m:val=")"/>
+            <m:grow/>
+          </m:dPr>
+          <m:e>
+            <m:r>
+              <m:t>1</m:t>
+            </m:r>
+            <m:r>
+              <m:rPr>
+                <m:sty m:val="p"/>
+              </m:rPr>
+              <m:t>−</m:t>
+            </m:r>
+            <m:r>
+              <m:rPr>
+                <m:nor/>
+                <m:sty m:val="p"/>
+              </m:rPr>
+              <m:t>spec</m:t>
+            </m:r>
+          </m:e>
+        </m:d>
+        <m:r>
+          <m:t>​</m:t>
+        </m:r>
+        <m:r>
+          <m:rPr>
+            <m:sty m:val="p"/>
+          </m:rPr>
+          <m:t>⋅</m:t>
+        </m:r>
+        <m:r>
+          <m:t>​</m:t>
+        </m:r>
+        <m:d>
+          <m:dPr>
+            <m:begChr m:val="("/>
+            <m:sepChr m:val=""/>
+            <m:endChr m:val=")"/>
+            <m:grow/>
+          </m:dPr>
+          <m:e>
+            <m:r>
+              <m:t>1</m:t>
+            </m:r>
+            <m:r>
+              <m:rPr>
+                <m:sty m:val="p"/>
+              </m:rPr>
+              <m:t>−</m:t>
+            </m:r>
+            <m:r>
+              <m:t>π</m:t>
+            </m:r>
+          </m:e>
+        </m:d>
+        <m:r>
+          <m:t>​</m:t>
+        </m:r>
+        <m:r>
+          <m:rPr>
+            <m:sty m:val="p"/>
+          </m:rPr>
+          <m:t>&gt;</m:t>
+        </m:r>
+        <m:r>
+          <m:t>0</m:t>
+        </m:r>
+      </m:oMath>
+      <w:r>
+        <w:t xml:space="preserve">,</w:t>
+      </w:r>
+      <w:r>
+        <w:t xml:space="preserve"> </w:t>
+      </w:r>
+      <w:r>
+        <w:t xml:space="preserve">then the</w:t>
+      </w:r>
+      <w:r>
+        <w:t xml:space="preserve"> </w:t>
+      </w:r>
+      <w:hyperlink w:anchor="def-ppv">
+        <w:r>
+          <w:rPr>
+            <w:rStyle w:val="Hyperlink"/>
+          </w:rPr>
+          <w:t xml:space="preserve">positive predictive value</w:t>
+        </w:r>
+      </w:hyperlink>
+      <w:r>
+        <w:t xml:space="preserve"> </w:t>
+      </w:r>
+      <w:r>
+        <w:t xml:space="preserve">of the test is:</w:t>
+      </w:r>
+    </w:p>
+    <w:p>
+      <w:pPr>
+        <w:pStyle w:val="BodyText"/>
+      </w:pPr>
+      <w:bookmarkStart w:id="52" w:name="eq-ppv-bayes"/>
+      <m:oMathPara>
+        <m:oMathParaPr>
+          <m:jc m:val="center"/>
+        </m:oMathParaPr>
+        <m:oMath>
+          <m:r>
+            <m:rPr>
+              <m:nor/>
+              <m:sty m:val="p"/>
+            </m:rPr>
+            <m:t>PPV</m:t>
+          </m:r>
+          <m:r>
+            <m:rPr>
+              <m:sty m:val="p"/>
+            </m:rPr>
+            <m:t>=</m:t>
+          </m:r>
+          <m:f>
+            <m:fPr>
+              <m:type m:val="bar"/>
+            </m:fPr>
+            <m:num>
+              <m:r>
+                <m:rPr>
+                  <m:nor/>
+                  <m:sty m:val="p"/>
+                </m:rPr>
+                <m:t>sens</m:t>
+              </m:r>
+              <m:r>
+                <m:rPr>
+                  <m:sty m:val="p"/>
+                </m:rPr>
+                <m:t>⋅</m:t>
+              </m:r>
+              <m:r>
+                <m:t>π</m:t>
+              </m:r>
+            </m:num>
+            <m:den>
+              <m:r>
+                <m:rPr>
+                  <m:nor/>
+                  <m:sty m:val="p"/>
+                </m:rPr>
+                <m:t>sens</m:t>
+              </m:r>
+              <m:r>
+                <m:rPr>
+                  <m:sty m:val="p"/>
+                </m:rPr>
+                <m:t>⋅</m:t>
+              </m:r>
+              <m:r>
+                <m:t>π</m:t>
+              </m:r>
+              <m:r>
+                <m:rPr>
+                  <m:sty m:val="p"/>
+                </m:rPr>
+                <m:t>+</m:t>
+              </m:r>
+              <m:r>
+                <m:t>​</m:t>
+              </m:r>
+              <m:d>
+                <m:dPr>
+                  <m:begChr m:val="("/>
+                  <m:sepChr m:val=""/>
+                  <m:endChr m:val=")"/>
+                  <m:grow/>
+                </m:dPr>
+                <m:e>
+                  <m:r>
+                    <m:t>1</m:t>
+                  </m:r>
+                  <m:r>
+                    <m:rPr>
+                      <m:sty m:val="p"/>
+                    </m:rPr>
+                    <m:t>−</m:t>
+                  </m:r>
+                  <m:r>
+                    <m:rPr>
+                      <m:nor/>
+                      <m:sty m:val="p"/>
+                    </m:rPr>
+                    <m:t>spec</m:t>
+                  </m:r>
+                </m:e>
+              </m:d>
+              <m:r>
+                <m:t>​</m:t>
+              </m:r>
+              <m:r>
+                <m:rPr>
+                  <m:sty m:val="p"/>
+                </m:rPr>
+                <m:t>⋅</m:t>
+              </m:r>
+              <m:r>
+                <m:t>​</m:t>
+              </m:r>
+              <m:d>
+                <m:dPr>
+                  <m:begChr m:val="("/>
+                  <m:sepChr m:val=""/>
+                  <m:endChr m:val=")"/>
+                  <m:grow/>
+                </m:dPr>
+                <m:e>
+                  <m:r>
+                    <m:t>1</m:t>
+                  </m:r>
+                  <m:r>
+                    <m:rPr>
+                      <m:sty m:val="p"/>
+                    </m:rPr>
+                    <m:t>−</m:t>
+                  </m:r>
+                  <m:r>
+                    <m:t>π</m:t>
+                  </m:r>
+                </m:e>
+              </m:d>
+              <m:r>
+                <m:t>​</m:t>
+              </m:r>
+            </m:den>
+          </m:f>
+          <m:r>
+            <m:t>  </m:t>
+          </m:r>
+          <m:r>
+            <m:rPr>
+              <m:sty m:val="p"/>
+            </m:rPr>
+            <m:t>(</m:t>
+          </m:r>
+          <m:r>
+            <m:t>19</m:t>
+          </m:r>
+          <m:r>
+            <m:rPr>
+              <m:sty m:val="p"/>
+            </m:rPr>
+            <m:t>)</m:t>
+          </m:r>
+        </m:oMath>
+      </m:oMathPara>
+      <w:bookmarkEnd w:id="52"/>
+    </w:p>
+    <w:bookmarkEnd w:id="53"/>
+    <w:p>
+      <w:pPr>
+        <w:pStyle w:val="FirstParagraph"/>
+      </w:pPr>
+      <w:r>
+        <w:rPr>
+          <w:i/>
+          <w:iCs/>
+        </w:rPr>
+        <w:t xml:space="preserve">Proof</w:t>
+      </w:r>
+      <w:r>
+        <w:t xml:space="preserve">. </w:t>
+      </w:r>
+      <w:r>
+        <w:t xml:space="preserve">This is the solution to</w:t>
       </w:r>
       <w:r>
         <w:t xml:space="preserve"> </w:t>
@@ -5960,6 +6736,73 @@
             <w:rStyle w:val="Hyperlink"/>
           </w:rPr>
           <w:t xml:space="preserve">Exercise 2</w:t>
+        </w:r>
+      </w:hyperlink>
+      <w:r>
+        <w:t xml:space="preserve">, worked in</w:t>
+      </w:r>
+      <w:r>
+        <w:t xml:space="preserve"> </w:t>
+      </w:r>
+      <w:hyperlink w:anchor="sol-ppv-bayes">
+        <w:r>
+          <w:rPr>
+            <w:rStyle w:val="Hyperlink"/>
+          </w:rPr>
+          <w:t xml:space="preserve">Solution 2</w:t>
+        </w:r>
+      </w:hyperlink>
+      <w:r>
+        <w:t xml:space="preserve">,</w:t>
+      </w:r>
+      <w:r>
+        <w:t xml:space="preserve"> </w:t>
+      </w:r>
+      <w:r>
+        <w:t xml:space="preserve">which builds on</w:t>
+      </w:r>
+      <w:r>
+        <w:t xml:space="preserve"> </w:t>
+      </w:r>
+      <w:hyperlink w:anchor="thm-prob-positive">
+        <w:r>
+          <w:rPr>
+            <w:rStyle w:val="Hyperlink"/>
+          </w:rPr>
+          <w:t xml:space="preserve">Theorem 1</w:t>
+        </w:r>
+      </w:hyperlink>
+      <w:r>
+        <w:t xml:space="preserve">.</w:t>
+      </w:r>
+    </w:p>
+    <w:bookmarkStart w:id="54" w:name="exr-ppv-ratio-form"/>
+    <w:p>
+      <w:pPr>
+        <w:pStyle w:val="BodyText"/>
+      </w:pPr>
+      <w:r>
+        <w:rPr>
+          <w:b/>
+          <w:bCs/>
+        </w:rPr>
+        <w:t xml:space="preserve">Exercise 3 (PPV in terms of two ratios)</w:t>
+      </w:r>
+      <w:r>
+        <w:t xml:space="preserve"> </w:t>
+      </w:r>
+      <w:r>
+        <w:t xml:space="preserve">Rewrite the expression for the positive predictive value from</w:t>
+      </w:r>
+      <w:r>
+        <w:t xml:space="preserve"> </w:t>
+      </w:r>
+      <w:hyperlink w:anchor="thm-ppv-bayes">
+        <w:r>
+          <w:rPr>
+            <w:rStyle w:val="Hyperlink"/>
+          </w:rPr>
+          <w:t xml:space="preserve">Theorem 2</w:t>
         </w:r>
       </w:hyperlink>
       <w:r>
@@ -6059,8 +6902,8 @@
         <w:t xml:space="preserve">of non-diseased to diseased people in the population.</w:t>
       </w:r>
     </w:p>
-    <w:bookmarkEnd w:id="50"/>
-    <w:bookmarkStart w:id="52" w:name="sol-ppv-ratio-form"/>
+    <w:bookmarkEnd w:id="54"/>
+    <w:bookmarkStart w:id="56" w:name="sol-ppv-ratio-form"/>
     <w:p>
       <w:pPr>
         <w:pStyle w:val="BodyText"/>
@@ -6232,12 +7075,12 @@
       <w:r>
         <w:t xml:space="preserve"> </w:t>
       </w:r>
-      <w:hyperlink w:anchor="exr-ppv-bayes">
+      <w:hyperlink w:anchor="thm-ppv-bayes">
         <w:r>
           <w:rPr>
             <w:rStyle w:val="Hyperlink"/>
           </w:rPr>
-          <w:t xml:space="preserve">Exercise 2</w:t>
+          <w:t xml:space="preserve">Theorem 2</w:t>
         </w:r>
       </w:hyperlink>
       <w:r>
@@ -6331,7 +7174,7 @@
       <w:pPr>
         <w:pStyle w:val="BodyText"/>
       </w:pPr>
-      <w:bookmarkStart w:id="51" w:name="eq-ppv-ratio-form-exr"/>
+      <w:bookmarkStart w:id="55" w:name="eq-ppv-ratio-form-exr"/>
       <m:oMathPara>
         <m:oMathParaPr>
           <m:jc m:val="center"/>
@@ -6925,7 +7768,7 @@
             <m:t>(</m:t>
           </m:r>
           <m:r>
-            <m:t>18</m:t>
+            <m:t>20</m:t>
           </m:r>
           <m:r>
             <m:rPr>
@@ -6935,10 +7778,10 @@
           </m:r>
         </m:oMath>
       </m:oMathPara>
-      <w:bookmarkEnd w:id="51"/>
+      <w:bookmarkEnd w:id="55"/>
     </w:p>
-    <w:bookmarkEnd w:id="52"/>
-    <w:bookmarkStart w:id="54" w:name="thm-ppv-sens-spec-prev"/>
+    <w:bookmarkEnd w:id="56"/>
+    <w:bookmarkStart w:id="58" w:name="thm-ppv-sens-spec-prev"/>
     <w:p>
       <w:pPr>
         <w:pStyle w:val="FirstParagraph"/>
@@ -6948,7 +7791,7 @@
           <w:b/>
           <w:bCs/>
         </w:rPr>
-        <w:t xml:space="preserve">Theorem 1 (PPV in terms of sensitivity, specificity, and prevalence)</w:t>
+        <w:t xml:space="preserve">Theorem 3 (PPV in terms of sensitivity, specificity, and prevalence)</w:t>
       </w:r>
       <w:r>
         <w:t xml:space="preserve"> </w:t>
@@ -7011,7 +7854,7 @@
       <w:pPr>
         <w:pStyle w:val="BodyText"/>
       </w:pPr>
-      <w:bookmarkStart w:id="53" w:name="eq-ppv-sens-spec-prev"/>
+      <w:bookmarkStart w:id="57" w:name="eq-ppv-sens-spec-prev"/>
       <m:oMathPara>
         <m:oMathParaPr>
           <m:jc m:val="center"/>
@@ -7123,7 +7966,7 @@
             <m:t>(</m:t>
           </m:r>
           <m:r>
-            <m:t>19</m:t>
+            <m:t>21</m:t>
           </m:r>
           <m:r>
             <m:rPr>
@@ -7133,9 +7976,9 @@
           </m:r>
         </m:oMath>
       </m:oMathPara>
-      <w:bookmarkEnd w:id="53"/>
+      <w:bookmarkEnd w:id="57"/>
     </w:p>
-    <w:bookmarkEnd w:id="54"/>
+    <w:bookmarkEnd w:id="58"/>
     <w:p>
       <w:pPr>
         <w:pStyle w:val="FirstParagraph"/>
@@ -7165,47 +8008,61 @@
         </w:r>
       </w:hyperlink>
       <w:r>
-        <w:t xml:space="preserve">,</w:t>
-      </w:r>
-      <w:r>
-        <w:t xml:space="preserve"> </w:t>
-      </w:r>
-      <w:r>
-        <w:t xml:space="preserve">which builds on</w:t>
-      </w:r>
-      <w:r>
-        <w:t xml:space="preserve"> </w:t>
-      </w:r>
-      <w:hyperlink w:anchor="exr-ppv-bayes">
+        <w:t xml:space="preserve">, worked in</w:t>
+      </w:r>
+      <w:r>
+        <w:t xml:space="preserve"> </w:t>
+      </w:r>
+      <w:hyperlink w:anchor="sol-ppv-ratio-form">
         <w:r>
           <w:rPr>
             <w:rStyle w:val="Hyperlink"/>
           </w:rPr>
-          <w:t xml:space="preserve">Exercise 2</w:t>
+          <w:t xml:space="preserve">Solution 3</w:t>
         </w:r>
       </w:hyperlink>
       <w:r>
-        <w:t xml:space="preserve"> </w:t>
-      </w:r>
-      <w:r>
-        <w:t xml:space="preserve">and</w:t>
-      </w:r>
-      <w:r>
-        <w:t xml:space="preserve"> </w:t>
-      </w:r>
-      <w:hyperlink w:anchor="exr-prob-positive">
+        <w:t xml:space="preserve">,</w:t>
+      </w:r>
+      <w:r>
+        <w:t xml:space="preserve"> </w:t>
+      </w:r>
+      <w:r>
+        <w:t xml:space="preserve">which builds on</w:t>
+      </w:r>
+      <w:r>
+        <w:t xml:space="preserve"> </w:t>
+      </w:r>
+      <w:hyperlink w:anchor="thm-ppv-bayes">
         <w:r>
           <w:rPr>
             <w:rStyle w:val="Hyperlink"/>
           </w:rPr>
-          <w:t xml:space="preserve">Exercise 1</w:t>
+          <w:t xml:space="preserve">Theorem 2</w:t>
         </w:r>
       </w:hyperlink>
       <w:r>
+        <w:t xml:space="preserve"> </w:t>
+      </w:r>
+      <w:r>
+        <w:t xml:space="preserve">and</w:t>
+      </w:r>
+      <w:r>
+        <w:t xml:space="preserve"> </w:t>
+      </w:r>
+      <w:hyperlink w:anchor="thm-prob-positive">
+        <w:r>
+          <w:rPr>
+            <w:rStyle w:val="Hyperlink"/>
+          </w:rPr>
+          <w:t xml:space="preserve">Theorem 1</w:t>
+        </w:r>
+      </w:hyperlink>
+      <w:r>
         <w:t xml:space="preserve">.</w:t>
       </w:r>
     </w:p>
-    <w:bookmarkStart w:id="57" w:name="exm-ppv-sens-spec-prev"/>
+    <w:bookmarkStart w:id="61" w:name="exm-ppv-sens-spec-prev"/>
     <w:p>
       <w:pPr>
         <w:pStyle w:val="BodyText"/>
@@ -7282,7 +8139,7 @@
           <w:rPr>
             <w:rStyle w:val="Hyperlink"/>
           </w:rPr>
-          <w:t xml:space="preserve">Theorem 1</w:t>
+          <w:t xml:space="preserve">Theorem 3</w:t>
         </w:r>
       </w:hyperlink>
       <w:r>
@@ -7296,7 +8153,7 @@
       <w:pPr>
         <w:pStyle w:val="BodyText"/>
       </w:pPr>
-      <w:bookmarkStart w:id="55" w:name="eq-ppv-sens-spec-prev-exm"/>
+      <w:bookmarkStart w:id="59" w:name="eq-ppv-sens-spec-prev-exm"/>
       <m:oMathPara>
         <m:oMathParaPr>
           <m:jc m:val="center"/>
@@ -7779,7 +8636,7 @@
             <m:t>(</m:t>
           </m:r>
           <m:r>
-            <m:t>20</m:t>
+            <m:t>22</m:t>
           </m:r>
           <m:r>
             <m:rPr>
@@ -7789,7 +8646,7 @@
           </m:r>
         </m:oMath>
       </m:oMathPara>
-      <w:bookmarkEnd w:id="55"/>
+      <w:bookmarkEnd w:id="59"/>
     </w:p>
     <w:p>
       <w:pPr>
@@ -7872,7 +8729,7 @@
       <w:pPr>
         <w:pStyle w:val="BodyText"/>
       </w:pPr>
-      <w:bookmarkStart w:id="56" w:name="eq-ppv-sens-spec-prev-exm-2"/>
+      <w:bookmarkStart w:id="60" w:name="eq-ppv-sens-spec-prev-exm-2"/>
       <m:oMathPara>
         <m:oMathParaPr>
           <m:jc m:val="center"/>
@@ -8137,7 +8994,7 @@
             <m:t>(</m:t>
           </m:r>
           <m:r>
-            <m:t>21</m:t>
+            <m:t>23</m:t>
           </m:r>
           <m:r>
             <m:rPr>
@@ -8147,7 +9004,7 @@
           </m:r>
         </m:oMath>
       </m:oMathPara>
-      <w:bookmarkEnd w:id="56"/>
+      <w:bookmarkEnd w:id="60"/>
     </w:p>
     <w:p>
       <w:pPr>
@@ -8157,8 +9014,8 @@
         <w:t xml:space="preserve">so about 9 in 10 positive results would be false positives.</w:t>
       </w:r>
     </w:p>
-    <w:bookmarkEnd w:id="57"/>
-    <w:bookmarkStart w:id="58" w:name="rem-ppv-prevalence"/>
+    <w:bookmarkEnd w:id="61"/>
+    <w:bookmarkStart w:id="62" w:name="rem-ppv-prevalence"/>
     <w:p>
       <w:pPr>
         <w:pStyle w:val="BodyText"/>
@@ -8237,7 +9094,7 @@
           <w:rPr>
             <w:rStyle w:val="Hyperlink"/>
           </w:rPr>
-          <w:t xml:space="preserve">Theorem 1</w:t>
+          <w:t xml:space="preserve">Theorem 3</w:t>
         </w:r>
       </w:hyperlink>
       <w:r>
@@ -8282,8 +9139,8 @@
         <w:t xml:space="preserve">shows.</w:t>
       </w:r>
     </w:p>
-    <w:bookmarkEnd w:id="58"/>
-    <w:bookmarkEnd w:id="59"/>
+    <w:bookmarkEnd w:id="62"/>
+    <w:bookmarkEnd w:id="63"/>
     <w:sectPr>
       <w:footnotePr>
         <w:numRestart w:val="eachSect"/>

--- a/pr-preview/pr-203/classification-handout.docx
+++ b/pr-preview/pr-203/classification-handout.docx
@@ -15,10 +15,10 @@
         <w:pStyle w:val="Date"/>
       </w:pPr>
       <w:r>
-        <w:t xml:space="preserve">Last modified: 2026-10-15 08:32:35 (PDT)</w:t>
+        <w:t xml:space="preserve">Last modified: 2026-10-15 08:52:19 (PDT)</w:t>
       </w:r>
     </w:p>
-    <w:bookmarkStart w:id="16" w:name="introduction"/>
+    <w:bookmarkStart w:id="18" w:name="introduction"/>
     <w:p>
       <w:pPr>
         <w:pStyle w:val="Heading2"/>
@@ -170,7 +170,7 @@
         <w:t xml:space="preserve">.</w:t>
       </w:r>
     </w:p>
-    <w:bookmarkStart w:id="12" w:name="def-classification"/>
+    <w:bookmarkStart w:id="11" w:name="def-classification"/>
     <w:p>
       <w:pPr>
         <w:pStyle w:val="BodyText"/>
@@ -208,7 +208,64 @@
         <w:t xml:space="preserve"> </w:t>
       </w:r>
       <w:r>
-        <w:t xml:space="preserve">we seek to assign each observation to one of two or more discrete categories (</w:t>
+        <w:t xml:space="preserve">we seek to assign each observation to one of two or more discrete categories</w:t>
+      </w:r>
+      <w:r>
+        <w:t xml:space="preserve"> </w:t>
+      </w:r>
+      <w:r>
+        <w:t xml:space="preserve">based on its observed features or predictors</w:t>
+      </w:r>
+      <w:r>
+        <w:t xml:space="preserve"> </w:t>
+      </w:r>
+      <m:oMath>
+        <m:r>
+          <m:t>x</m:t>
+        </m:r>
+      </m:oMath>
+      <w:r>
+        <w:t xml:space="preserve">.</w:t>
+      </w:r>
+    </w:p>
+    <w:bookmarkEnd w:id="11"/>
+    <w:bookmarkStart w:id="12" w:name="def-class"/>
+    <w:p>
+      <w:pPr>
+        <w:pStyle w:val="BodyText"/>
+      </w:pPr>
+      <w:r>
+        <w:rPr>
+          <w:b/>
+          <w:bCs/>
+        </w:rPr>
+        <w:t xml:space="preserve">Definition 2 (Class)</w:t>
+      </w:r>
+      <w:r>
+        <w:t xml:space="preserve"> </w:t>
+      </w:r>
+      <w:r>
+        <w:t xml:space="preserve">The discrete categories of a classification problem (</w:t>
+      </w:r>
+      <w:hyperlink w:anchor="def-classification">
+        <w:r>
+          <w:rPr>
+            <w:rStyle w:val="Hyperlink"/>
+          </w:rPr>
+          <w:t xml:space="preserve">Definition 1</w:t>
+        </w:r>
+      </w:hyperlink>
+      <w:r>
+        <w:t xml:space="preserve">)</w:t>
+      </w:r>
+      <w:r>
+        <w:t xml:space="preserve"> </w:t>
+      </w:r>
+      <w:r>
+        <w:t xml:space="preserve">are its</w:t>
+      </w:r>
+      <w:r>
+        <w:t xml:space="preserve"> </w:t>
       </w:r>
       <w:r>
         <w:rPr>
@@ -218,143 +275,13 @@
         <w:t xml:space="preserve">classes</w:t>
       </w:r>
       <w:r>
-        <w:t xml:space="preserve">)</w:t>
-      </w:r>
-      <w:r>
-        <w:t xml:space="preserve"> </w:t>
-      </w:r>
-      <w:r>
-        <w:t xml:space="preserve">based on its observed features or predictors</w:t>
-      </w:r>
-      <w:r>
-        <w:t xml:space="preserve"> </w:t>
-      </w:r>
-      <m:oMath>
-        <m:r>
-          <m:t>x</m:t>
-        </m:r>
-      </m:oMath>
-      <w:r>
-        <w:t xml:space="preserve">,</w:t>
-      </w:r>
-      <w:r>
-        <w:t xml:space="preserve"> </w:t>
-      </w:r>
-      <w:r>
-        <w:t xml:space="preserve">using a</w:t>
-      </w:r>
-      <w:r>
-        <w:t xml:space="preserve"> </w:t>
-      </w:r>
-      <w:r>
-        <w:rPr>
-          <w:b/>
-          <w:bCs/>
-        </w:rPr>
-        <w:t xml:space="preserve">classification rule</w:t>
-      </w:r>
-      <w:r>
-        <w:t xml:space="preserve"> </w:t>
-      </w:r>
-      <m:oMath>
-        <m:r>
-          <m:t>c</m:t>
-        </m:r>
-      </m:oMath>
-      <w:r>
-        <w:t xml:space="preserve"> </w:t>
-      </w:r>
-      <w:r>
-        <w:t xml:space="preserve">that maps features to classes:</w:t>
-      </w:r>
-    </w:p>
-    <w:p>
-      <w:pPr>
-        <w:pStyle w:val="BodyText"/>
-      </w:pPr>
-      <w:bookmarkStart w:id="11" w:name="eq-classification"/>
-      <m:oMathPara>
-        <m:oMathParaPr>
-          <m:jc m:val="center"/>
-        </m:oMathParaPr>
-        <m:oMath>
-          <m:r>
-            <m:t>c</m:t>
-          </m:r>
-          <m:r>
-            <m:rPr>
-              <m:sty m:val="p"/>
-            </m:rPr>
-            <m:t>:</m:t>
-          </m:r>
-          <m:r>
-            <m:t>x</m:t>
-          </m:r>
-          <m:r>
-            <m:rPr>
-              <m:sty m:val="p"/>
-            </m:rPr>
-            <m:t>↦</m:t>
-          </m:r>
-          <m:r>
-            <m:t>c</m:t>
-          </m:r>
-          <m:r>
-            <m:rPr>
-              <m:sty m:val="p"/>
-            </m:rPr>
-            <m:t>(</m:t>
-          </m:r>
-          <m:r>
-            <m:t>x</m:t>
-          </m:r>
-          <m:r>
-            <m:rPr>
-              <m:sty m:val="p"/>
-            </m:rPr>
-            <m:t>)</m:t>
-          </m:r>
-          <m:r>
-            <m:rPr>
-              <m:sty m:val="p"/>
-            </m:rPr>
-            <m:t>∈</m:t>
-          </m:r>
-          <m:r>
-            <m:rPr>
-              <m:scr m:val="script"/>
-              <m:sty m:val="p"/>
-            </m:rPr>
-            <m:t>C</m:t>
-          </m:r>
-          <m:r>
-            <m:t>  </m:t>
-          </m:r>
-          <m:r>
-            <m:rPr>
-              <m:sty m:val="p"/>
-            </m:rPr>
-            <m:t>(</m:t>
-          </m:r>
-          <m:r>
-            <m:t>1</m:t>
-          </m:r>
-          <m:r>
-            <m:rPr>
-              <m:sty m:val="p"/>
-            </m:rPr>
-            <m:t>)</m:t>
-          </m:r>
-        </m:oMath>
-      </m:oMathPara>
-      <w:bookmarkEnd w:id="11"/>
-    </w:p>
-    <w:p>
-      <w:pPr>
-        <w:pStyle w:val="FirstParagraph"/>
-      </w:pPr>
-      <w:r>
-        <w:t xml:space="preserve">where</w:t>
+        <w:t xml:space="preserve">.</w:t>
+      </w:r>
+      <w:r>
+        <w:t xml:space="preserve"> </w:t>
+      </w:r>
+      <w:r>
+        <w:t xml:space="preserve">Let</w:t>
       </w:r>
       <w:r>
         <w:t xml:space="preserve"> </w:t>
@@ -372,7 +299,7 @@
         <w:t xml:space="preserve"> </w:t>
       </w:r>
       <w:r>
-        <w:t xml:space="preserve">is a set of</w:t>
+        <w:t xml:space="preserve">be a set of</w:t>
       </w:r>
       <w:r>
         <w:t xml:space="preserve"> </w:t>
@@ -463,10 +390,152 @@
       </w:r>
     </w:p>
     <w:bookmarkEnd w:id="12"/>
-    <w:bookmarkStart w:id="14" w:name="exm-classification"/>
+    <w:bookmarkStart w:id="14" w:name="def-classification-rule"/>
     <w:p>
       <w:pPr>
         <w:pStyle w:val="BodyText"/>
+      </w:pPr>
+      <w:r>
+        <w:rPr>
+          <w:b/>
+          <w:bCs/>
+        </w:rPr>
+        <w:t xml:space="preserve">Definition 3 (Classification rule)</w:t>
+      </w:r>
+      <w:r>
+        <w:t xml:space="preserve"> </w:t>
+      </w:r>
+      <w:r>
+        <w:t xml:space="preserve">A</w:t>
+      </w:r>
+      <w:r>
+        <w:t xml:space="preserve"> </w:t>
+      </w:r>
+      <w:r>
+        <w:rPr>
+          <w:b/>
+          <w:bCs/>
+        </w:rPr>
+        <w:t xml:space="preserve">classification rule</w:t>
+      </w:r>
+      <w:r>
+        <w:t xml:space="preserve"> </w:t>
+      </w:r>
+      <m:oMath>
+        <m:r>
+          <m:t>c</m:t>
+        </m:r>
+      </m:oMath>
+      <w:r>
+        <w:t xml:space="preserve"> </w:t>
+      </w:r>
+      <w:r>
+        <w:t xml:space="preserve">maps features to classes</w:t>
+      </w:r>
+      <w:r>
+        <w:t xml:space="preserve"> </w:t>
+      </w:r>
+      <w:r>
+        <w:t xml:space="preserve">(</w:t>
+      </w:r>
+      <w:hyperlink w:anchor="def-class">
+        <w:r>
+          <w:rPr>
+            <w:rStyle w:val="Hyperlink"/>
+          </w:rPr>
+          <w:t xml:space="preserve">Definition 2</w:t>
+        </w:r>
+      </w:hyperlink>
+      <w:r>
+        <w:t xml:space="preserve">):</w:t>
+      </w:r>
+    </w:p>
+    <w:p>
+      <w:pPr>
+        <w:pStyle w:val="BodyText"/>
+      </w:pPr>
+      <w:bookmarkStart w:id="13" w:name="eq-classification"/>
+      <m:oMathPara>
+        <m:oMathParaPr>
+          <m:jc m:val="center"/>
+        </m:oMathParaPr>
+        <m:oMath>
+          <m:r>
+            <m:t>c</m:t>
+          </m:r>
+          <m:r>
+            <m:rPr>
+              <m:sty m:val="p"/>
+            </m:rPr>
+            <m:t>:</m:t>
+          </m:r>
+          <m:r>
+            <m:t>x</m:t>
+          </m:r>
+          <m:r>
+            <m:rPr>
+              <m:sty m:val="p"/>
+            </m:rPr>
+            <m:t>↦</m:t>
+          </m:r>
+          <m:r>
+            <m:t>c</m:t>
+          </m:r>
+          <m:r>
+            <m:rPr>
+              <m:sty m:val="p"/>
+            </m:rPr>
+            <m:t>(</m:t>
+          </m:r>
+          <m:r>
+            <m:t>x</m:t>
+          </m:r>
+          <m:r>
+            <m:rPr>
+              <m:sty m:val="p"/>
+            </m:rPr>
+            <m:t>)</m:t>
+          </m:r>
+          <m:r>
+            <m:rPr>
+              <m:sty m:val="p"/>
+            </m:rPr>
+            <m:t>∈</m:t>
+          </m:r>
+          <m:r>
+            <m:rPr>
+              <m:scr m:val="script"/>
+              <m:sty m:val="p"/>
+            </m:rPr>
+            <m:t>C</m:t>
+          </m:r>
+          <m:r>
+            <m:t>  </m:t>
+          </m:r>
+          <m:r>
+            <m:rPr>
+              <m:sty m:val="p"/>
+            </m:rPr>
+            <m:t>(</m:t>
+          </m:r>
+          <m:r>
+            <m:t>1</m:t>
+          </m:r>
+          <m:r>
+            <m:rPr>
+              <m:sty m:val="p"/>
+            </m:rPr>
+            <m:t>)</m:t>
+          </m:r>
+        </m:oMath>
+      </m:oMathPara>
+      <w:bookmarkEnd w:id="13"/>
+    </w:p>
+    <w:bookmarkEnd w:id="14"/>
+    <w:bookmarkStart w:id="16" w:name="exm-classification"/>
+    <w:p>
+      <w:pPr>
+        <w:pStyle w:val="FirstParagraph"/>
       </w:pPr>
       <w:r>
         <w:rPr>
@@ -594,12 +663,12 @@
       <w:r>
         <w:t xml:space="preserve">(</w:t>
       </w:r>
-      <w:hyperlink w:anchor="def-classification">
+      <w:hyperlink w:anchor="def-classification-rule">
         <w:r>
           <w:rPr>
             <w:rStyle w:val="Hyperlink"/>
           </w:rPr>
-          <w:t xml:space="preserve">Definition 1</w:t>
+          <w:t xml:space="preserve">Definition 3</w:t>
         </w:r>
       </w:hyperlink>
       <w:r>
@@ -637,7 +706,7 @@
       <w:pPr>
         <w:pStyle w:val="BodyText"/>
       </w:pPr>
-      <w:bookmarkStart w:id="13" w:name="eq-classification-exm"/>
+      <w:bookmarkStart w:id="15" w:name="eq-classification-exm"/>
       <m:oMathPara>
         <m:oMathParaPr>
           <m:jc m:val="center"/>
@@ -806,10 +875,10 @@
           </m:r>
         </m:oMath>
       </m:oMathPara>
-      <w:bookmarkEnd w:id="13"/>
+      <w:bookmarkEnd w:id="15"/>
     </w:p>
-    <w:bookmarkEnd w:id="14"/>
-    <w:bookmarkStart w:id="15" w:name="rem-classification-binary-labels"/>
+    <w:bookmarkEnd w:id="16"/>
+    <w:bookmarkStart w:id="17" w:name="rem-classification-binary-labels"/>
     <w:p>
       <w:pPr>
         <w:pStyle w:val="FirstParagraph"/>
@@ -899,9 +968,9 @@
         <w:t xml:space="preserve">.</w:t>
       </w:r>
     </w:p>
-    <w:bookmarkEnd w:id="15"/>
-    <w:bookmarkEnd w:id="16"/>
-    <w:bookmarkStart w:id="32" w:name="diagnostic-test-characteristics"/>
+    <w:bookmarkEnd w:id="17"/>
+    <w:bookmarkEnd w:id="18"/>
+    <w:bookmarkStart w:id="34" w:name="diagnostic-test-characteristics"/>
     <w:p>
       <w:pPr>
         <w:pStyle w:val="Heading2"/>
@@ -910,7 +979,7 @@
         <w:t xml:space="preserve">2 Diagnostic test characteristics</w:t>
       </w:r>
     </w:p>
-    <w:bookmarkStart w:id="18" w:name="def-sensitivity"/>
+    <w:bookmarkStart w:id="20" w:name="def-sensitivity"/>
     <w:p>
       <w:pPr>
         <w:pStyle w:val="FirstParagraph"/>
@@ -920,7 +989,7 @@
           <w:b/>
           <w:bCs/>
         </w:rPr>
-        <w:t xml:space="preserve">Definition 2 (Sensitivity)</w:t>
+        <w:t xml:space="preserve">Definition 4 (Sensitivity)</w:t>
       </w:r>
       <w:r>
         <w:t xml:space="preserve"> </w:t>
@@ -980,7 +1049,7 @@
       <w:pPr>
         <w:pStyle w:val="BodyText"/>
       </w:pPr>
-      <w:bookmarkStart w:id="17" w:name="eq-sensitivity"/>
+      <w:bookmarkStart w:id="19" w:name="eq-sensitivity"/>
       <m:oMathPara>
         <m:oMathParaPr>
           <m:jc m:val="center"/>
@@ -1065,10 +1134,10 @@
           </m:r>
         </m:oMath>
       </m:oMathPara>
-      <w:bookmarkEnd w:id="17"/>
+      <w:bookmarkEnd w:id="19"/>
     </w:p>
-    <w:bookmarkEnd w:id="18"/>
-    <w:bookmarkStart w:id="20" w:name="exm-sensitivity"/>
+    <w:bookmarkEnd w:id="20"/>
+    <w:bookmarkStart w:id="22" w:name="exm-sensitivity"/>
     <w:p>
       <w:pPr>
         <w:pStyle w:val="FirstParagraph"/>
@@ -1155,7 +1224,7 @@
           <w:rPr>
             <w:rStyle w:val="Hyperlink"/>
           </w:rPr>
-          <w:t xml:space="preserve">Definition 2</w:t>
+          <w:t xml:space="preserve">Definition 4</w:t>
         </w:r>
       </w:hyperlink>
       <w:r>
@@ -1166,7 +1235,7 @@
       <w:pPr>
         <w:pStyle w:val="BodyText"/>
       </w:pPr>
-      <w:bookmarkStart w:id="19" w:name="eq-sensitivity-exm"/>
+      <w:bookmarkStart w:id="21" w:name="eq-sensitivity-exm"/>
       <m:oMathPara>
         <m:oMathParaPr>
           <m:jc m:val="center"/>
@@ -1234,10 +1303,10 @@
           </m:r>
         </m:oMath>
       </m:oMathPara>
-      <w:bookmarkEnd w:id="19"/>
+      <w:bookmarkEnd w:id="21"/>
     </w:p>
-    <w:bookmarkEnd w:id="20"/>
-    <w:bookmarkStart w:id="22" w:name="def-specificity"/>
+    <w:bookmarkEnd w:id="22"/>
+    <w:bookmarkStart w:id="24" w:name="def-specificity"/>
     <w:p>
       <w:pPr>
         <w:pStyle w:val="FirstParagraph"/>
@@ -1247,7 +1316,7 @@
           <w:b/>
           <w:bCs/>
         </w:rPr>
-        <w:t xml:space="preserve">Definition 3 (Specificity)</w:t>
+        <w:t xml:space="preserve">Definition 5 (Specificity)</w:t>
       </w:r>
       <w:r>
         <w:t xml:space="preserve"> </w:t>
@@ -1319,7 +1388,7 @@
       <w:pPr>
         <w:pStyle w:val="BodyText"/>
       </w:pPr>
-      <w:bookmarkStart w:id="21" w:name="eq-specificity"/>
+      <w:bookmarkStart w:id="23" w:name="eq-specificity"/>
       <m:oMathPara>
         <m:oMathParaPr>
           <m:jc m:val="center"/>
@@ -1416,10 +1485,10 @@
           </m:r>
         </m:oMath>
       </m:oMathPara>
-      <w:bookmarkEnd w:id="21"/>
+      <w:bookmarkEnd w:id="23"/>
     </w:p>
-    <w:bookmarkEnd w:id="22"/>
-    <w:bookmarkStart w:id="26" w:name="exm-specificity"/>
+    <w:bookmarkEnd w:id="24"/>
+    <w:bookmarkStart w:id="28" w:name="exm-specificity"/>
     <w:p>
       <w:pPr>
         <w:pStyle w:val="FirstParagraph"/>
@@ -1465,7 +1534,7 @@
           <w:rPr>
             <w:rStyle w:val="Hyperlink"/>
           </w:rPr>
-          <w:t xml:space="preserve">Definition 3</w:t>
+          <w:t xml:space="preserve">Definition 5</w:t>
         </w:r>
       </w:hyperlink>
       <w:r>
@@ -1476,7 +1545,7 @@
       <w:pPr>
         <w:pStyle w:val="BodyText"/>
       </w:pPr>
-      <w:bookmarkStart w:id="23" w:name="eq-specificity-exm"/>
+      <w:bookmarkStart w:id="25" w:name="eq-specificity-exm"/>
       <m:oMathPara>
         <m:oMathParaPr>
           <m:jc m:val="center"/>
@@ -1556,7 +1625,7 @@
           </m:r>
         </m:oMath>
       </m:oMathPara>
-      <w:bookmarkEnd w:id="23"/>
+      <w:bookmarkEnd w:id="25"/>
     </w:p>
     <w:p>
       <w:pPr>
@@ -1568,7 +1637,7 @@
       <w:r>
         <w:t xml:space="preserve"> </w:t>
       </w:r>
-      <w:hyperlink r:id="rId24">
+      <w:hyperlink r:id="rId26">
         <w:r>
           <w:rPr>
             <w:rStyle w:val="Hyperlink"/>
@@ -1590,7 +1659,7 @@
       <w:pPr>
         <w:pStyle w:val="BodyText"/>
       </w:pPr>
-      <w:bookmarkStart w:id="25" w:name="eq-specificity-exm-2"/>
+      <w:bookmarkStart w:id="27" w:name="eq-specificity-exm-2"/>
       <m:oMathPara>
         <m:oMathParaPr>
           <m:jc m:val="center"/>
@@ -1814,10 +1883,10 @@
           </m:r>
         </m:oMath>
       </m:oMathPara>
-      <w:bookmarkEnd w:id="25"/>
+      <w:bookmarkEnd w:id="27"/>
     </w:p>
-    <w:bookmarkEnd w:id="26"/>
-    <w:bookmarkStart w:id="28" w:name="def-prevalence"/>
+    <w:bookmarkEnd w:id="28"/>
+    <w:bookmarkStart w:id="30" w:name="def-prevalence"/>
     <w:p>
       <w:pPr>
         <w:pStyle w:val="FirstParagraph"/>
@@ -1827,7 +1896,7 @@
           <w:b/>
           <w:bCs/>
         </w:rPr>
-        <w:t xml:space="preserve">Definition 4 (Prevalence)</w:t>
+        <w:t xml:space="preserve">Definition 6 (Prevalence)</w:t>
       </w:r>
       <w:r>
         <w:t xml:space="preserve"> </w:t>
@@ -1876,7 +1945,7 @@
       <w:pPr>
         <w:pStyle w:val="BodyText"/>
       </w:pPr>
-      <w:bookmarkStart w:id="27" w:name="eq-prevalence"/>
+      <w:bookmarkStart w:id="29" w:name="eq-prevalence"/>
       <m:oMathPara>
         <m:oMathParaPr>
           <m:jc m:val="center"/>
@@ -1949,10 +2018,10 @@
           </m:r>
         </m:oMath>
       </m:oMathPara>
-      <w:bookmarkEnd w:id="27"/>
+      <w:bookmarkEnd w:id="29"/>
     </w:p>
-    <w:bookmarkEnd w:id="28"/>
-    <w:bookmarkStart w:id="31" w:name="exm-prevalence"/>
+    <w:bookmarkEnd w:id="30"/>
+    <w:bookmarkStart w:id="33" w:name="exm-prevalence"/>
     <w:p>
       <w:pPr>
         <w:pStyle w:val="FirstParagraph"/>
@@ -1998,7 +2067,7 @@
           <w:rPr>
             <w:rStyle w:val="Hyperlink"/>
           </w:rPr>
-          <w:t xml:space="preserve">Definition 4</w:t>
+          <w:t xml:space="preserve">Definition 6</w:t>
         </w:r>
       </w:hyperlink>
       <w:r>
@@ -2009,7 +2078,7 @@
       <w:pPr>
         <w:pStyle w:val="BodyText"/>
       </w:pPr>
-      <w:bookmarkStart w:id="29" w:name="eq-prevalence-exm"/>
+      <w:bookmarkStart w:id="31" w:name="eq-prevalence-exm"/>
       <m:oMathPara>
         <m:oMathParaPr>
           <m:jc m:val="center"/>
@@ -2065,7 +2134,7 @@
           </m:r>
         </m:oMath>
       </m:oMathPara>
-      <w:bookmarkEnd w:id="29"/>
+      <w:bookmarkEnd w:id="31"/>
     </w:p>
     <w:p>
       <w:pPr>
@@ -2077,7 +2146,7 @@
       <w:r>
         <w:t xml:space="preserve"> </w:t>
       </w:r>
-      <w:hyperlink r:id="rId24">
+      <w:hyperlink r:id="rId26">
         <w:r>
           <w:rPr>
             <w:rStyle w:val="Hyperlink"/>
@@ -2099,7 +2168,7 @@
       <w:pPr>
         <w:pStyle w:val="BodyText"/>
       </w:pPr>
-      <w:bookmarkStart w:id="30" w:name="eq-prevalence-exm-2"/>
+      <w:bookmarkStart w:id="32" w:name="eq-prevalence-exm-2"/>
       <m:oMathPara>
         <m:oMathParaPr>
           <m:jc m:val="center"/>
@@ -2271,11 +2340,11 @@
           </m:r>
         </m:oMath>
       </m:oMathPara>
-      <w:bookmarkEnd w:id="30"/>
+      <w:bookmarkEnd w:id="32"/>
     </w:p>
-    <w:bookmarkEnd w:id="31"/>
-    <w:bookmarkEnd w:id="32"/>
-    <w:bookmarkStart w:id="43" w:name="predictive-values"/>
+    <w:bookmarkEnd w:id="33"/>
+    <w:bookmarkEnd w:id="34"/>
+    <w:bookmarkStart w:id="45" w:name="predictive-values"/>
     <w:p>
       <w:pPr>
         <w:pStyle w:val="Heading2"/>
@@ -2284,7 +2353,7 @@
         <w:t xml:space="preserve">3 Predictive values</w:t>
       </w:r>
     </w:p>
-    <w:bookmarkStart w:id="34" w:name="def-ppv"/>
+    <w:bookmarkStart w:id="36" w:name="def-ppv"/>
     <w:p>
       <w:pPr>
         <w:pStyle w:val="FirstParagraph"/>
@@ -2294,7 +2363,7 @@
           <w:b/>
           <w:bCs/>
         </w:rPr>
-        <w:t xml:space="preserve">Definition 5 (Positive predictive value (PPV))</w:t>
+        <w:t xml:space="preserve">Definition 7 (Positive predictive value (PPV))</w:t>
       </w:r>
       <w:r>
         <w:t xml:space="preserve"> </w:t>
@@ -2354,7 +2423,7 @@
       <w:pPr>
         <w:pStyle w:val="BodyText"/>
       </w:pPr>
-      <w:bookmarkStart w:id="33" w:name="eq-ppv"/>
+      <w:bookmarkStart w:id="35" w:name="eq-ppv"/>
       <m:oMathPara>
         <m:oMathParaPr>
           <m:jc m:val="center"/>
@@ -2439,10 +2508,10 @@
           </m:r>
         </m:oMath>
       </m:oMathPara>
-      <w:bookmarkEnd w:id="33"/>
+      <w:bookmarkEnd w:id="35"/>
     </w:p>
-    <w:bookmarkEnd w:id="34"/>
-    <w:bookmarkStart w:id="37" w:name="exm-ppv"/>
+    <w:bookmarkEnd w:id="36"/>
+    <w:bookmarkStart w:id="39" w:name="exm-ppv"/>
     <w:p>
       <w:pPr>
         <w:pStyle w:val="FirstParagraph"/>
@@ -2514,7 +2583,7 @@
       <w:r>
         <w:t xml:space="preserve"> </w:t>
       </w:r>
-      <w:hyperlink r:id="rId35">
+      <w:hyperlink r:id="rId37">
         <w:r>
           <w:rPr>
             <w:rStyle w:val="Hyperlink"/>
@@ -2533,7 +2602,7 @@
           <w:rPr>
             <w:rStyle w:val="Hyperlink"/>
           </w:rPr>
-          <w:t xml:space="preserve">Definition 5</w:t>
+          <w:t xml:space="preserve">Definition 7</w:t>
         </w:r>
       </w:hyperlink>
       <w:r>
@@ -2544,7 +2613,7 @@
       <w:pPr>
         <w:pStyle w:val="BodyText"/>
       </w:pPr>
-      <w:bookmarkStart w:id="36" w:name="eq-ppv-exm"/>
+      <w:bookmarkStart w:id="38" w:name="eq-ppv-exm"/>
       <m:oMathPara>
         <m:oMathParaPr>
           <m:jc m:val="center"/>
@@ -2612,7 +2681,7 @@
           </m:r>
         </m:oMath>
       </m:oMathPara>
-      <w:bookmarkEnd w:id="36"/>
+      <w:bookmarkEnd w:id="38"/>
     </w:p>
     <w:p>
       <w:pPr>
@@ -2640,8 +2709,8 @@
         <w:t xml:space="preserve">false positives make up a meaningful fraction of all positive tests.</w:t>
       </w:r>
     </w:p>
-    <w:bookmarkEnd w:id="37"/>
-    <w:bookmarkStart w:id="39" w:name="def-npv"/>
+    <w:bookmarkEnd w:id="39"/>
+    <w:bookmarkStart w:id="41" w:name="def-npv"/>
     <w:p>
       <w:pPr>
         <w:pStyle w:val="BodyText"/>
@@ -2651,7 +2720,7 @@
           <w:b/>
           <w:bCs/>
         </w:rPr>
-        <w:t xml:space="preserve">Definition 6 (Negative predictive value (NPV))</w:t>
+        <w:t xml:space="preserve">Definition 8 (Negative predictive value (NPV))</w:t>
       </w:r>
       <w:r>
         <w:t xml:space="preserve"> </w:t>
@@ -2723,7 +2792,7 @@
       <w:pPr>
         <w:pStyle w:val="BodyText"/>
       </w:pPr>
-      <w:bookmarkStart w:id="38" w:name="eq-npv"/>
+      <w:bookmarkStart w:id="40" w:name="eq-npv"/>
       <m:oMathPara>
         <m:oMathParaPr>
           <m:jc m:val="center"/>
@@ -2820,10 +2889,10 @@
           </m:r>
         </m:oMath>
       </m:oMathPara>
-      <w:bookmarkEnd w:id="38"/>
+      <w:bookmarkEnd w:id="40"/>
     </w:p>
-    <w:bookmarkEnd w:id="39"/>
-    <w:bookmarkStart w:id="42" w:name="exm-npv"/>
+    <w:bookmarkEnd w:id="41"/>
+    <w:bookmarkStart w:id="44" w:name="exm-npv"/>
     <w:p>
       <w:pPr>
         <w:pStyle w:val="FirstParagraph"/>
@@ -2907,7 +2976,7 @@
       <w:r>
         <w:t xml:space="preserve"> </w:t>
       </w:r>
-      <w:hyperlink r:id="rId24">
+      <w:hyperlink r:id="rId26">
         <w:r>
           <w:rPr>
             <w:rStyle w:val="Hyperlink"/>
@@ -2923,7 +2992,7 @@
       <w:pPr>
         <w:pStyle w:val="BodyText"/>
       </w:pPr>
-      <w:bookmarkStart w:id="40" w:name="eq-npv-exm"/>
+      <w:bookmarkStart w:id="42" w:name="eq-npv-exm"/>
       <m:oMathPara>
         <m:oMathParaPr>
           <m:jc m:val="center"/>
@@ -3129,7 +3198,7 @@
           </m:r>
         </m:oMath>
       </m:oMathPara>
-      <w:bookmarkEnd w:id="40"/>
+      <w:bookmarkEnd w:id="42"/>
     </w:p>
     <w:p>
       <w:pPr>
@@ -3228,7 +3297,7 @@
           <w:rPr>
             <w:rStyle w:val="Hyperlink"/>
           </w:rPr>
-          <w:t xml:space="preserve">Definition 6</w:t>
+          <w:t xml:space="preserve">Definition 8</w:t>
         </w:r>
       </w:hyperlink>
       <w:r>
@@ -3239,7 +3308,7 @@
       <w:pPr>
         <w:pStyle w:val="BodyText"/>
       </w:pPr>
-      <w:bookmarkStart w:id="41" w:name="eq-npv-exm-2"/>
+      <w:bookmarkStart w:id="43" w:name="eq-npv-exm-2"/>
       <m:oMathPara>
         <m:oMathParaPr>
           <m:jc m:val="center"/>
@@ -3903,7 +3972,7 @@
           </m:r>
         </m:oMath>
       </m:oMathPara>
-      <w:bookmarkEnd w:id="41"/>
+      <w:bookmarkEnd w:id="43"/>
     </w:p>
     <w:p>
       <w:pPr>
@@ -3919,9 +3988,9 @@
         <w:t xml:space="preserve">only about 8 in 10,000 people who test negative have COVID-19.</w:t>
       </w:r>
     </w:p>
-    <w:bookmarkEnd w:id="42"/>
-    <w:bookmarkEnd w:id="43"/>
-    <w:bookmarkStart w:id="63" w:name="X076ffac91629c23ab63ea48ae4a49dc44f38759"/>
+    <w:bookmarkEnd w:id="44"/>
+    <w:bookmarkEnd w:id="45"/>
+    <w:bookmarkStart w:id="65" w:name="X076ffac91629c23ab63ea48ae4a49dc44f38759"/>
     <w:p>
       <w:pPr>
         <w:pStyle w:val="Heading2"/>
@@ -3930,7 +3999,7 @@
         <w:t xml:space="preserve">4 PPV in terms of sensitivity, specificity, and prevalence</w:t>
       </w:r>
     </w:p>
-    <w:bookmarkStart w:id="44" w:name="exr-prob-positive"/>
+    <w:bookmarkStart w:id="46" w:name="exr-prob-positive"/>
     <w:p>
       <w:pPr>
         <w:pStyle w:val="FirstParagraph"/>
@@ -4071,8 +4140,8 @@
         <w:t xml:space="preserve">of the disease.</w:t>
       </w:r>
     </w:p>
-    <w:bookmarkEnd w:id="44"/>
-    <w:bookmarkStart w:id="46" w:name="sol-prob-positive"/>
+    <w:bookmarkEnd w:id="46"/>
+    <w:bookmarkStart w:id="48" w:name="sol-prob-positive"/>
     <w:p>
       <w:pPr>
         <w:pStyle w:val="FirstParagraph"/>
@@ -4154,7 +4223,7 @@
       <w:pPr>
         <w:pStyle w:val="BodyText"/>
       </w:pPr>
-      <w:bookmarkStart w:id="45" w:name="eq-prob-positive-exr"/>
+      <w:bookmarkStart w:id="47" w:name="eq-prob-positive-exr"/>
       <m:oMathPara>
         <m:oMathParaPr>
           <m:jc m:val="center"/>
@@ -5164,10 +5233,10 @@
           </m:r>
         </m:oMath>
       </m:oMathPara>
-      <w:bookmarkEnd w:id="45"/>
+      <w:bookmarkEnd w:id="47"/>
     </w:p>
-    <w:bookmarkEnd w:id="46"/>
-    <w:bookmarkStart w:id="48" w:name="thm-prob-positive"/>
+    <w:bookmarkEnd w:id="48"/>
+    <w:bookmarkStart w:id="50" w:name="thm-prob-positive"/>
     <w:p>
       <w:pPr>
         <w:pStyle w:val="FirstParagraph"/>
@@ -5335,7 +5404,7 @@
       <w:pPr>
         <w:pStyle w:val="BodyText"/>
       </w:pPr>
-      <w:bookmarkStart w:id="47" w:name="eq-prob-positive"/>
+      <w:bookmarkStart w:id="49" w:name="eq-prob-positive"/>
       <m:oMathPara>
         <m:oMathParaPr>
           <m:jc m:val="center"/>
@@ -5479,9 +5548,9 @@
           </m:r>
         </m:oMath>
       </m:oMathPara>
-      <w:bookmarkEnd w:id="47"/>
+      <w:bookmarkEnd w:id="49"/>
     </w:p>
-    <w:bookmarkEnd w:id="48"/>
+    <w:bookmarkEnd w:id="50"/>
     <w:p>
       <w:pPr>
         <w:pStyle w:val="FirstParagraph"/>
@@ -5528,7 +5597,7 @@
         <w:t xml:space="preserve">.</w:t>
       </w:r>
     </w:p>
-    <w:bookmarkStart w:id="49" w:name="exr-ppv-bayes"/>
+    <w:bookmarkStart w:id="51" w:name="exr-ppv-bayes"/>
     <w:p>
       <w:pPr>
         <w:pStyle w:val="BodyText"/>
@@ -5651,8 +5720,8 @@
         <w:t xml:space="preserve">of the disease.</w:t>
       </w:r>
     </w:p>
-    <w:bookmarkEnd w:id="49"/>
-    <w:bookmarkStart w:id="51" w:name="sol-ppv-bayes"/>
+    <w:bookmarkEnd w:id="51"/>
+    <w:bookmarkStart w:id="53" w:name="sol-ppv-bayes"/>
     <w:p>
       <w:pPr>
         <w:pStyle w:val="FirstParagraph"/>
@@ -5768,7 +5837,7 @@
       <w:pPr>
         <w:pStyle w:val="BodyText"/>
       </w:pPr>
-      <w:bookmarkStart w:id="50" w:name="eq-ppv-bayes-exr"/>
+      <w:bookmarkStart w:id="52" w:name="eq-ppv-bayes-exr"/>
       <m:oMathPara>
         <m:oMathParaPr>
           <m:jc m:val="center"/>
@@ -6291,10 +6360,10 @@
           </m:r>
         </m:oMath>
       </m:oMathPara>
-      <w:bookmarkEnd w:id="50"/>
+      <w:bookmarkEnd w:id="52"/>
     </w:p>
-    <w:bookmarkEnd w:id="51"/>
-    <w:bookmarkStart w:id="53" w:name="thm-ppv-bayes"/>
+    <w:bookmarkEnd w:id="53"/>
+    <w:bookmarkStart w:id="55" w:name="thm-ppv-bayes"/>
     <w:p>
       <w:pPr>
         <w:pStyle w:val="FirstParagraph"/>
@@ -6555,7 +6624,7 @@
       <w:pPr>
         <w:pStyle w:val="BodyText"/>
       </w:pPr>
-      <w:bookmarkStart w:id="52" w:name="eq-ppv-bayes"/>
+      <w:bookmarkStart w:id="54" w:name="eq-ppv-bayes"/>
       <m:oMathPara>
         <m:oMathParaPr>
           <m:jc m:val="center"/>
@@ -6707,9 +6776,9 @@
           </m:r>
         </m:oMath>
       </m:oMathPara>
-      <w:bookmarkEnd w:id="52"/>
+      <w:bookmarkEnd w:id="54"/>
     </w:p>
-    <w:bookmarkEnd w:id="53"/>
+    <w:bookmarkEnd w:id="55"/>
     <w:p>
       <w:pPr>
         <w:pStyle w:val="FirstParagraph"/>
@@ -6776,7 +6845,7 @@
         <w:t xml:space="preserve">.</w:t>
       </w:r>
     </w:p>
-    <w:bookmarkStart w:id="54" w:name="exr-ppv-ratio-form"/>
+    <w:bookmarkStart w:id="56" w:name="exr-ppv-ratio-form"/>
     <w:p>
       <w:pPr>
         <w:pStyle w:val="BodyText"/>
@@ -6902,8 +6971,8 @@
         <w:t xml:space="preserve">of non-diseased to diseased people in the population.</w:t>
       </w:r>
     </w:p>
-    <w:bookmarkEnd w:id="54"/>
-    <w:bookmarkStart w:id="56" w:name="sol-ppv-ratio-form"/>
+    <w:bookmarkEnd w:id="56"/>
+    <w:bookmarkStart w:id="58" w:name="sol-ppv-ratio-form"/>
     <w:p>
       <w:pPr>
         <w:pStyle w:val="BodyText"/>
@@ -7174,7 +7243,7 @@
       <w:pPr>
         <w:pStyle w:val="BodyText"/>
       </w:pPr>
-      <w:bookmarkStart w:id="55" w:name="eq-ppv-ratio-form-exr"/>
+      <w:bookmarkStart w:id="57" w:name="eq-ppv-ratio-form-exr"/>
       <m:oMathPara>
         <m:oMathParaPr>
           <m:jc m:val="center"/>
@@ -7778,10 +7847,10 @@
           </m:r>
         </m:oMath>
       </m:oMathPara>
-      <w:bookmarkEnd w:id="55"/>
+      <w:bookmarkEnd w:id="57"/>
     </w:p>
-    <w:bookmarkEnd w:id="56"/>
-    <w:bookmarkStart w:id="58" w:name="thm-ppv-sens-spec-prev"/>
+    <w:bookmarkEnd w:id="58"/>
+    <w:bookmarkStart w:id="60" w:name="thm-ppv-sens-spec-prev"/>
     <w:p>
       <w:pPr>
         <w:pStyle w:val="FirstParagraph"/>
@@ -7854,7 +7923,7 @@
       <w:pPr>
         <w:pStyle w:val="BodyText"/>
       </w:pPr>
-      <w:bookmarkStart w:id="57" w:name="eq-ppv-sens-spec-prev"/>
+      <w:bookmarkStart w:id="59" w:name="eq-ppv-sens-spec-prev"/>
       <m:oMathPara>
         <m:oMathParaPr>
           <m:jc m:val="center"/>
@@ -7976,9 +8045,9 @@
           </m:r>
         </m:oMath>
       </m:oMathPara>
-      <w:bookmarkEnd w:id="57"/>
+      <w:bookmarkEnd w:id="59"/>
     </w:p>
-    <w:bookmarkEnd w:id="58"/>
+    <w:bookmarkEnd w:id="60"/>
     <w:p>
       <w:pPr>
         <w:pStyle w:val="FirstParagraph"/>
@@ -8062,7 +8131,7 @@
         <w:t xml:space="preserve">.</w:t>
       </w:r>
     </w:p>
-    <w:bookmarkStart w:id="61" w:name="exm-ppv-sens-spec-prev"/>
+    <w:bookmarkStart w:id="63" w:name="exm-ppv-sens-spec-prev"/>
     <w:p>
       <w:pPr>
         <w:pStyle w:val="BodyText"/>
@@ -8153,7 +8222,7 @@
       <w:pPr>
         <w:pStyle w:val="BodyText"/>
       </w:pPr>
-      <w:bookmarkStart w:id="59" w:name="eq-ppv-sens-spec-prev-exm"/>
+      <w:bookmarkStart w:id="61" w:name="eq-ppv-sens-spec-prev-exm"/>
       <m:oMathPara>
         <m:oMathParaPr>
           <m:jc m:val="center"/>
@@ -8646,7 +8715,7 @@
           </m:r>
         </m:oMath>
       </m:oMathPara>
-      <w:bookmarkEnd w:id="59"/>
+      <w:bookmarkEnd w:id="61"/>
     </w:p>
     <w:p>
       <w:pPr>
@@ -8729,7 +8798,7 @@
       <w:pPr>
         <w:pStyle w:val="BodyText"/>
       </w:pPr>
-      <w:bookmarkStart w:id="60" w:name="eq-ppv-sens-spec-prev-exm-2"/>
+      <w:bookmarkStart w:id="62" w:name="eq-ppv-sens-spec-prev-exm-2"/>
       <m:oMathPara>
         <m:oMathParaPr>
           <m:jc m:val="center"/>
@@ -9004,7 +9073,7 @@
           </m:r>
         </m:oMath>
       </m:oMathPara>
-      <w:bookmarkEnd w:id="60"/>
+      <w:bookmarkEnd w:id="62"/>
     </w:p>
     <w:p>
       <w:pPr>
@@ -9014,8 +9083,8 @@
         <w:t xml:space="preserve">so about 9 in 10 positive results would be false positives.</w:t>
       </w:r>
     </w:p>
-    <w:bookmarkEnd w:id="61"/>
-    <w:bookmarkStart w:id="62" w:name="rem-ppv-prevalence"/>
+    <w:bookmarkEnd w:id="63"/>
+    <w:bookmarkStart w:id="64" w:name="rem-ppv-prevalence"/>
     <w:p>
       <w:pPr>
         <w:pStyle w:val="BodyText"/>
@@ -9139,8 +9208,8 @@
         <w:t xml:space="preserve">shows.</w:t>
       </w:r>
     </w:p>
-    <w:bookmarkEnd w:id="62"/>
-    <w:bookmarkEnd w:id="63"/>
+    <w:bookmarkEnd w:id="64"/>
+    <w:bookmarkEnd w:id="65"/>
     <w:sectPr>
       <w:footnotePr>
         <w:numRestart w:val="eachSect"/>

--- a/pr-preview/pr-203/classification-handout.docx
+++ b/pr-preview/pr-203/classification-handout.docx
@@ -15,7 +15,7 @@
         <w:pStyle w:val="Date"/>
       </w:pPr>
       <w:r>
-        <w:t xml:space="preserve">Last modified: 2026-10-15 08:52:19 (PDT)</w:t>
+        <w:t xml:space="preserve">Last modified: 2026-10-15 09:14:12 (PDT)</w:t>
       </w:r>
     </w:p>
     <w:bookmarkStart w:id="18" w:name="introduction"/>
